--- a/flow/20230914_vu_template/drafts/2024-06-u/08-СБ-Теодора Стратилата.docx
+++ b/flow/20230914_vu_template/drafts/2024-06-u/08-СБ-Теодора Стратилата.docx
@@ -3605,48 +3605,75 @@
     </w:p>
     <w:p>
       <w:pPr>
-        <w:spacing w:after="120"/>
-        <w:jc w:val="both"/>
-        <w:rPr>
-          <w:rFonts w:ascii="Times New Roman" w:hAnsi="Times New Roman" w:cs="Times New Roman"/>
-          <w:sz w:val="24"/>
-          <w:szCs w:val="24"/>
-        </w:rPr>
-      </w:pPr>
-      <w:r>
-        <w:rPr>
-          <w:rFonts w:ascii="Times New Roman" w:hAnsi="Times New Roman" w:cs="Times New Roman"/>
-          <w:i/>
-          <w:color w:val="FF0000"/>
-          <w:sz w:val="24"/>
-          <w:szCs w:val="24"/>
-        </w:rPr>
-        <w:t>(г. 4, подібний: Покликаний був ти):</w:t>
-      </w:r>
-      <w:r>
-        <w:rPr>
-          <w:rFonts w:ascii="Times New Roman" w:hAnsi="Times New Roman" w:cs="Times New Roman"/>
-          <w:color w:val="FF0000"/>
-          <w:sz w:val="24"/>
-          <w:szCs w:val="24"/>
+        <w:pStyle w:val="a"/>
+      </w:pPr>
+      <w:r>
+        <w:rPr>
+          <w:rFonts w:ascii="Times New Roman" w:hAnsi="Times New Roman"/>
+          <w:i/>
+          <w:color w:val="FF0000"/>
+          <w:sz w:val="24"/>
+        </w:rPr>
+        <w:t xml:space="preserve">(г. 4, подібний: Як хороброго): </w:t>
+      </w:r>
+      <w:r>
+        <w:rPr>
+          <w:rFonts w:ascii="Times New Roman" w:hAnsi="Times New Roman"/>
+          <w:sz w:val="24"/>
+        </w:rPr>
+        <w:t xml:space="preserve">Ти, </w:t>
+      </w:r>
+      <w:r>
+        <w:rPr>
+          <w:rFonts w:ascii="Times New Roman" w:hAnsi="Times New Roman"/>
+          <w:sz w:val="24"/>
+        </w:rPr>
+        <w:t>c</w:t>
+      </w:r>
+      <w:r>
+        <w:rPr>
+          <w:rFonts w:ascii="Times New Roman" w:hAnsi="Times New Roman"/>
+          <w:sz w:val="24"/>
+        </w:rPr>
+        <w:t xml:space="preserve">лавний, зодягнувся* у багряницю, обагрену кров'ю твого тіла,* тобто божественною благодаттю,* і голову свою ти прикрасив* вінком життя нетлінного.* Несучи в правиці, немов берло,* хресне переможне знамення,* всемудрий </w:t>
+      </w:r>
+      <w:r>
+        <w:rPr>
+          <w:rFonts w:ascii="Times New Roman" w:hAnsi="Times New Roman"/>
+          <w:sz w:val="24"/>
+        </w:rPr>
+        <w:t>м</w:t>
+      </w:r>
+      <w:r>
+        <w:rPr>
+          <w:rFonts w:ascii="Times New Roman" w:hAnsi="Times New Roman"/>
+          <w:sz w:val="24"/>
+        </w:rPr>
+        <w:t>ученику</w:t>
+      </w:r>
+      <w:r>
+        <w:rPr>
+          <w:rFonts w:ascii="Times New Roman" w:hAnsi="Times New Roman"/>
+          <w:sz w:val="24"/>
         </w:rPr>
         <w:t xml:space="preserve"> </w:t>
       </w:r>
       <w:r>
         <w:rPr>
-          <w:rFonts w:ascii="Times New Roman" w:hAnsi="Times New Roman" w:cs="Times New Roman"/>
-          <w:sz w:val="24"/>
-          <w:szCs w:val="24"/>
-        </w:rPr>
-        <w:t>Днесь радується вірних множество Божественне,* являється бо Небесний Хрест кінцям землі,* осяває небозвід світлом неприступним,* повітря озорює* і землі лице прикрашає.* Співає божественними піснями Церква Христова,* святобливо вшановує* вишнього свого охо</w:t>
-      </w:r>
-      <w:r>
-        <w:rPr>
-          <w:rFonts w:ascii="Times New Roman" w:hAnsi="Times New Roman" w:cs="Times New Roman"/>
-          <w:sz w:val="24"/>
-          <w:szCs w:val="24"/>
-        </w:rPr>
-        <w:t>ронця* – Хрест Божественний і пречудний.* Його силою укріплювані,* до Владики приступімо, кличучи:* «Умиротвори світ і просвіти душі наші!»</w:t>
+          <w:rFonts w:ascii="Times New Roman" w:hAnsi="Times New Roman"/>
+          <w:i w:val="0"/>
+          <w:color w:val="000000"/>
+          <w:sz w:val="24"/>
+          <w:highlight w:val="yellow"/>
+        </w:rPr>
+        <w:t>Юстине</w:t>
+      </w:r>
+      <w:r>
+        <w:rPr>
+          <w:rFonts w:ascii="Times New Roman" w:hAnsi="Times New Roman"/>
+          <w:sz w:val="24"/>
+        </w:rPr>
+        <w:t>,* царюєш з Христом, постійно радіючи.</w:t>
       </w:r>
     </w:p>
     <w:p>
@@ -3716,37 +3743,42 @@
     </w:p>
     <w:p>
       <w:pPr>
-        <w:spacing w:after="120"/>
-        <w:jc w:val="both"/>
-        <w:rPr>
-          <w:rFonts w:ascii="Times New Roman" w:hAnsi="Times New Roman" w:cs="Times New Roman"/>
-          <w:sz w:val="24"/>
-          <w:szCs w:val="24"/>
-        </w:rPr>
-      </w:pPr>
-      <w:r>
-        <w:rPr>
-          <w:rFonts w:ascii="Times New Roman" w:hAnsi="Times New Roman" w:cs="Times New Roman"/>
-          <w:sz w:val="24"/>
-          <w:szCs w:val="24"/>
-        </w:rPr>
-        <w:t>Як многоцінна ліствиця,* видний був сьогод</w:t>
-      </w:r>
-      <w:r>
-        <w:rPr>
-          <w:rFonts w:ascii="Times New Roman" w:hAnsi="Times New Roman" w:cs="Times New Roman"/>
-          <w:sz w:val="24"/>
-          <w:szCs w:val="24"/>
-        </w:rPr>
-        <w:t>ні* всечесний Хрест і славний.* Він від землі до небес переводить* тих, що з безсумнівною вірою його вшановують.* Радуються всі народи,* що гаряче прибігають до хрещення,* і Церква немов невіста прикрашається* образом Божественним;* бо те, що приховати нам</w:t>
-      </w:r>
-      <w:r>
-        <w:rPr>
-          <w:rFonts w:ascii="Times New Roman" w:hAnsi="Times New Roman" w:cs="Times New Roman"/>
-          <w:sz w:val="24"/>
-          <w:szCs w:val="24"/>
-        </w:rPr>
-        <w:t>агалися юдеї,* з висоти повітря опромінює* і спасає тих, що з вірою до нього прибігають.</w:t>
+        <w:pStyle w:val="a"/>
+      </w:pPr>
+      <w:r>
+        <w:rPr>
+          <w:rFonts w:ascii="Times New Roman" w:hAnsi="Times New Roman"/>
+          <w:sz w:val="24"/>
+        </w:rPr>
+        <w:t xml:space="preserve">Ти, </w:t>
+      </w:r>
+      <w:r>
+        <w:rPr>
+          <w:rFonts w:ascii="Times New Roman" w:hAnsi="Times New Roman"/>
+          <w:sz w:val="24"/>
+        </w:rPr>
+        <w:t>c</w:t>
+      </w:r>
+      <w:r>
+        <w:rPr>
+          <w:rFonts w:ascii="Times New Roman" w:hAnsi="Times New Roman"/>
+          <w:sz w:val="24"/>
+        </w:rPr>
+        <w:t xml:space="preserve">лавний, був знаний* як непереможний воїн.* Озброєний хресним знаряддям,* ти вийшов на боротьбу* з ворожою силою* і переміг її, </w:t>
+      </w:r>
+      <w:r>
+        <w:rPr>
+          <w:rFonts w:ascii="Times New Roman" w:hAnsi="Times New Roman"/>
+          <w:sz w:val="24"/>
+        </w:rPr>
+        <w:t>сл</w:t>
+      </w:r>
+      <w:r>
+        <w:rPr>
+          <w:rFonts w:ascii="Times New Roman" w:hAnsi="Times New Roman"/>
+          <w:sz w:val="24"/>
+        </w:rPr>
+        <w:t>авний, в бою* та й прийняв вінок перемоги* від єдиного Переможця і Владики,* що повсякчасно царює.</w:t>
       </w:r>
     </w:p>
     <w:p>
@@ -3791,166 +3823,128 @@
     </w:p>
     <w:p>
       <w:pPr>
-        <w:spacing w:after="120"/>
-        <w:jc w:val="both"/>
-        <w:rPr>
-          <w:rFonts w:ascii="Times New Roman" w:hAnsi="Times New Roman" w:cs="Times New Roman"/>
-          <w:sz w:val="24"/>
-          <w:szCs w:val="24"/>
-        </w:rPr>
-      </w:pPr>
-      <w:r>
-        <w:rPr>
-          <w:rFonts w:ascii="Times New Roman" w:hAnsi="Times New Roman" w:cs="Times New Roman"/>
-          <w:sz w:val="24"/>
-          <w:szCs w:val="24"/>
-        </w:rPr>
-        <w:lastRenderedPageBreak/>
-        <w:t xml:space="preserve">Жезл Божественної сили* з висоти явився – в Сіоні нам посланий Хрест,* рясно променіючи благодаттю.* </w:t>
-      </w:r>
-      <w:r>
-        <w:rPr>
-          <w:rFonts w:ascii="Times New Roman" w:hAnsi="Times New Roman" w:cs="Times New Roman"/>
-          <w:sz w:val="24"/>
-          <w:szCs w:val="24"/>
-        </w:rPr>
-        <w:t>Світлом безмірним* на Кранієвім місці славнім* возсіяв у кінцях землі Небесний Хрест* розп’ятого Бога нашого,* проповідуючи всім через Страждання – світові спасіння.* Йому поклоняючись,* співаймо, не змовкаючи,* і з вірою просімо* умиротворити світ і спаст</w:t>
-      </w:r>
-      <w:r>
-        <w:rPr>
-          <w:rFonts w:ascii="Times New Roman" w:hAnsi="Times New Roman" w:cs="Times New Roman"/>
-          <w:sz w:val="24"/>
-          <w:szCs w:val="24"/>
-        </w:rPr>
-        <w:t>и душі наші.</w:t>
-      </w:r>
-    </w:p>
-    <w:p>
-      <w:pPr>
-        <w:spacing w:after="120"/>
-        <w:jc w:val="both"/>
-        <w:rPr>
-          <w:rFonts w:ascii="Times New Roman" w:hAnsi="Times New Roman" w:cs="Times New Roman"/>
-          <w:sz w:val="24"/>
-          <w:szCs w:val="24"/>
-        </w:rPr>
-      </w:pPr>
-      <w:r>
-        <w:rPr>
-          <w:rFonts w:ascii="Times New Roman" w:hAnsi="Times New Roman" w:cs="Times New Roman"/>
+        <w:pStyle w:val="a"/>
+      </w:pPr>
+      <w:r>
+        <w:rPr>
+          <w:rFonts w:ascii="Times New Roman" w:hAnsi="Times New Roman"/>
+          <w:sz w:val="24"/>
+        </w:rPr>
+        <w:t xml:space="preserve">Твоїми світлими стражданнями* ти, славний страждальнику </w:t>
+      </w:r>
+      <w:r>
+        <w:rPr>
+          <w:rFonts w:ascii="Times New Roman" w:hAnsi="Times New Roman"/>
+          <w:i w:val="0"/>
+          <w:color w:val="000000"/>
+          <w:sz w:val="24"/>
+          <w:highlight w:val="yellow"/>
+        </w:rPr>
+        <w:t>Юстине</w:t>
+      </w:r>
+      <w:r>
+        <w:rPr>
+          <w:rFonts w:ascii="Times New Roman" w:hAnsi="Times New Roman"/>
+          <w:sz w:val="24"/>
+        </w:rPr>
+        <w:t>* відобразив пречисті страждання* і явився переможцем* та й живеш, Страстотерпче, радіючи,* з усіма в небесній столиці,* обожений участю у Божому житті;* тому й ми звершуємо* твоє визначне і святе торжество.</w:t>
+      </w:r>
+    </w:p>
+    <w:p>
+      <w:pPr>
+        <w:pStyle w:val="a"/>
+      </w:pPr>
+      <w:r>
+        <w:rPr>
+          <w:rFonts w:ascii="Times New Roman" w:hAnsi="Times New Roman"/>
           <w:b/>
           <w:sz w:val="24"/>
-          <w:szCs w:val="24"/>
-        </w:rPr>
-        <w:t>Слава:</w:t>
-      </w:r>
-      <w:r>
-        <w:rPr>
-          <w:rFonts w:ascii="Times New Roman" w:hAnsi="Times New Roman" w:cs="Times New Roman"/>
-          <w:sz w:val="24"/>
-          <w:szCs w:val="24"/>
+        </w:rPr>
+        <w:t xml:space="preserve">Слава </w:t>
+      </w:r>
+      <w:r>
+        <w:rPr>
+          <w:rFonts w:ascii="Times New Roman" w:hAnsi="Times New Roman"/>
+          <w:i/>
+          <w:color w:val="FF0000"/>
+          <w:sz w:val="24"/>
+        </w:rPr>
+        <w:t xml:space="preserve">(г. 6): </w:t>
+      </w:r>
+      <w:r>
+        <w:rPr>
+          <w:rFonts w:ascii="Times New Roman" w:hAnsi="Times New Roman"/>
+          <w:sz w:val="24"/>
+        </w:rPr>
+        <w:t xml:space="preserve">Нині вся вселенна просвічується промінням страстотерпця,* а Христова Церква, прикрашена квіттям, кличе до тебе, </w:t>
+      </w:r>
+      <w:r>
+        <w:rPr>
+          <w:rFonts w:ascii="Times New Roman" w:hAnsi="Times New Roman"/>
+          <w:i w:val="0"/>
+          <w:color w:val="000000"/>
+          <w:sz w:val="24"/>
+          <w:highlight w:val="yellow"/>
+        </w:rPr>
+        <w:t>Юстине</w:t>
+      </w:r>
+      <w:r>
+        <w:rPr>
+          <w:rFonts w:ascii="Times New Roman" w:hAnsi="Times New Roman"/>
+          <w:sz w:val="24"/>
+        </w:rPr>
+        <w:t>:* Угоднику Христовий і заступнику найщиріший,* не переставай молитися за нас до Господа.</w:t>
+      </w:r>
+    </w:p>
+    <w:p>
+      <w:pPr>
+        <w:spacing w:after="120"/>
+      </w:pPr>
+      <w:r>
+        <w:rPr>
+          <w:rFonts w:ascii="Times New Roman" w:hAnsi="Times New Roman"/>
+          <w:b/>
+          <w:sz w:val="24"/>
+        </w:rPr>
+        <w:t>І нині</w:t>
+      </w:r>
+      <w:r>
+        <w:rPr>
+          <w:rFonts w:ascii="Times New Roman" w:hAnsi="Times New Roman"/>
+          <w:sz w:val="24"/>
         </w:rPr>
         <w:t xml:space="preserve"> </w:t>
       </w:r>
       <w:r>
         <w:rPr>
-          <w:rFonts w:ascii="Times New Roman" w:hAnsi="Times New Roman" w:cs="Times New Roman"/>
-          <w:i/>
-          <w:color w:val="FF0000"/>
-          <w:sz w:val="24"/>
-          <w:szCs w:val="24"/>
-        </w:rPr>
-        <w:t xml:space="preserve">(г. 6): </w:t>
-      </w:r>
-      <w:r>
-        <w:rPr>
-          <w:rFonts w:ascii="Times New Roman" w:hAnsi="Times New Roman" w:cs="Times New Roman"/>
-          <w:sz w:val="24"/>
-          <w:szCs w:val="24"/>
-        </w:rPr>
-        <w:t>Возвістили небеса славу Твою, Господи* – страшне Хреста Твого знамення,* і земля вся зі страхом поклонилася.* Ми ж, славословлячи, подячно Тобі кличемо:* «Богом будучи безстрасним,* Ти плоттю постраждати за нас добровільно зволи</w:t>
-      </w:r>
-      <w:r>
-        <w:rPr>
-          <w:rFonts w:ascii="Times New Roman" w:hAnsi="Times New Roman" w:cs="Times New Roman"/>
-          <w:sz w:val="24"/>
-          <w:szCs w:val="24"/>
-        </w:rPr>
-        <w:t>в,* – спаси людей, яких придбав єси Твоєю Кров’ю!»</w:t>
-      </w:r>
-    </w:p>
-    <w:p>
-      <w:pPr>
-        <w:spacing w:after="120"/>
-        <w:jc w:val="both"/>
-        <w:rPr>
-          <w:rFonts w:ascii="Times New Roman" w:hAnsi="Times New Roman" w:cs="Times New Roman"/>
-          <w:sz w:val="24"/>
-          <w:szCs w:val="24"/>
-        </w:rPr>
-      </w:pPr>
-      <w:r>
-        <w:rPr>
-          <w:rFonts w:ascii="Times New Roman" w:hAnsi="Times New Roman" w:cs="Times New Roman"/>
-          <w:b/>
-          <w:sz w:val="24"/>
-          <w:szCs w:val="24"/>
-        </w:rPr>
-        <w:t>І нині</w:t>
-      </w:r>
-      <w:r>
-        <w:rPr>
-          <w:rFonts w:ascii="Times New Roman" w:hAnsi="Times New Roman" w:cs="Times New Roman"/>
-          <w:sz w:val="24"/>
-          <w:szCs w:val="24"/>
-        </w:rPr>
-        <w:t xml:space="preserve"> </w:t>
-      </w:r>
-      <w:r>
-        <w:rPr>
-          <w:rFonts w:ascii="Times New Roman" w:hAnsi="Times New Roman" w:cs="Times New Roman"/>
-          <w:i/>
-          <w:color w:val="FF0000"/>
-          <w:sz w:val="24"/>
-          <w:szCs w:val="24"/>
+          <w:rFonts w:ascii="Times New Roman" w:hAnsi="Times New Roman"/>
+          <w:i/>
+          <w:color w:val="FF0000"/>
+          <w:sz w:val="24"/>
         </w:rPr>
         <w:t xml:space="preserve">(догмат, г. 4): </w:t>
       </w:r>
       <w:r>
         <w:rPr>
-          <w:rFonts w:ascii="Times New Roman" w:hAnsi="Times New Roman" w:cs="Times New Roman"/>
-          <w:sz w:val="24"/>
-          <w:szCs w:val="24"/>
+          <w:rFonts w:ascii="Times New Roman" w:hAnsi="Times New Roman"/>
+          <w:sz w:val="24"/>
         </w:rPr>
         <w:t>Пророк Давид, що через тебе став богоотцем,* у пісні тому, хто величність тобі дарував,* таке звістив про тебе:* Стала цариця по твоїй правиці!* Він бо появив тебе як матір життя,* б</w:t>
       </w:r>
       <w:r>
         <w:rPr>
-          <w:rFonts w:ascii="Times New Roman" w:hAnsi="Times New Roman" w:cs="Times New Roman"/>
-          <w:sz w:val="24"/>
-          <w:szCs w:val="24"/>
+          <w:rFonts w:ascii="Times New Roman" w:hAnsi="Times New Roman"/>
+          <w:sz w:val="24"/>
         </w:rPr>
         <w:t>о зволив Бог стати з тебе людиною без батька,* щоб оновити свій образ, знищений пристрастями,* і знайти заблукану в гірських пропастях овечку, взявши на рамена,* та й принести до Отця і за своєю волею приєднати до небесних сил* та й спасти, Богородице, сві</w:t>
       </w:r>
       <w:r>
         <w:rPr>
-          <w:rFonts w:ascii="Times New Roman" w:hAnsi="Times New Roman" w:cs="Times New Roman"/>
-          <w:sz w:val="24"/>
-          <w:szCs w:val="24"/>
+          <w:rFonts w:ascii="Times New Roman" w:hAnsi="Times New Roman"/>
+          <w:sz w:val="24"/>
         </w:rPr>
         <w:t>т у Христі,* що має велику й щедру милість.</w:t>
       </w:r>
-    </w:p>
-    <w:p>
-      <w:pPr>
-        <w:spacing w:after="120"/>
-        <w:jc w:val="both"/>
-        <w:rPr>
-          <w:rFonts w:ascii="Times New Roman" w:hAnsi="Times New Roman" w:cs="Times New Roman"/>
-          <w:sz w:val="24"/>
-          <w:szCs w:val="24"/>
-        </w:rPr>
-      </w:pPr>
     </w:p>
     <w:p>
       <w:pPr>
